--- a/Source/Areas/RCD/Modulo_Richiesta_Documentazione_REV_new.docx
+++ b/Source/Areas/RCD/Modulo_Richiesta_Documentazione_REV_new.docx
@@ -4284,7 +4284,7 @@
 </file>
 
 <file path=word/header1.xml><?xml version="1.0" encoding="UTF-8" standalone="yes"?>
-<w:hdr xmlns:wpc="http://schemas.microsoft.com/office/word/2010/wordprocessingCanvas" xmlns:cx="http://schemas.microsoft.com/office/drawing/2014/chartex" xmlns:cx1="http://schemas.microsoft.com/office/drawing/2015/9/8/chartex" xmlns:cx2="http://schemas.microsoft.com/office/drawing/2015/10/21/chartex" xmlns:cx3="http://schemas.microsoft.com/office/drawing/2016/5/9/chartex" xmlns:cx4="http://schemas.microsoft.com/office/drawing/2016/5/10/chartex" xmlns:cx5="http://schemas.microsoft.com/office/drawing/2016/5/11/chartex" xmlns:cx6="http://schemas.microsoft.com/office/drawing/2016/5/12/chartex" xmlns:cx7="http://schemas.microsoft.com/office/drawing/2016/5/13/chartex" xmlns:cx8="http://schemas.microsoft.com/office/drawing/2016/5/14/chartex" xmlns:mc="http://schemas.openxmlformats.org/markup-compatibility/2006" xmlns:aink="http://schemas.microsoft.com/office/drawing/2016/ink" xmlns:am3d="http://schemas.microsoft.com/office/drawing/2017/model3d" xmlns:o="urn:schemas-microsoft-com:office:office" xmlns:r="http://schemas.openxmlformats.org/officeDocument/2006/relationships" xmlns:m="http://schemas.openxmlformats.org/officeDocument/2006/math" xmlns:v="urn:schemas-microsoft-com:vml" xmlns:wp14="http://schemas.microsoft.com/office/word/2010/wordprocessingDrawing" xmlns:wp="http://schemas.openxmlformats.org/drawingml/2006/wordprocessingDrawing" xmlns:w10="urn:schemas-microsoft-com:office:word" xmlns:w="http://schemas.openxmlformats.org/wordprocessingml/2006/main" xmlns:w14="http://schemas.microsoft.com/office/word/2010/wordml" xmlns:w15="http://schemas.microsoft.com/office/word/2012/wordml" xmlns:w16cex="http://schemas.microsoft.com/office/word/2018/wordml/cex" xmlns:w16cid="http://schemas.microsoft.com/office/word/2016/wordml/cid" xmlns:w16="http://schemas.microsoft.com/office/word/2018/wordml" xmlns:w16sdtdh="http://schemas.microsoft.com/office/word/2020/wordml/sdtdatahash" xmlns:w16se="http://schemas.microsoft.com/office/word/2015/wordml/symex" xmlns:wpg="http://schemas.microsoft.com/office/word/2010/wordprocessingGroup" xmlns:wpi="http://schemas.microsoft.com/office/word/2010/wordprocessingInk" xmlns:wne="http://schemas.microsoft.com/office/word/2006/wordml" xmlns:wps="http://schemas.microsoft.com/office/word/2010/wordprocessingShape" mc:Ignorable="w14 w15 w16se w16cid w16 w16cex w16sdtdh wp14"><w:tbl><w:tblPr><w:tblW w:w="0" w:type="auto"/><w:tblLayout w:type="fixed"/><w:tblLook w:val="0000" w:firstRow="0" w:lastRow="0" w:firstColumn="0" w:lastColumn="0" w:noHBand="0" w:noVBand="0"/></w:tblPr><w:tblGrid><w:gridCol w:w="1840"/><w:gridCol w:w="236"/></w:tblGrid><w:tr><w:trPr><w:trHeight w:val="993"/></w:trPr><w:tc><w:tcPr><w:tcW w:w="1840" w:type="dxa"/><w:shd w:val="clear" w:color="auto" w:fill="auto"/></w:tcPr><w:p><w:pPr><w:pStyle w:val="Default"/><w:snapToGrid w:val="0"/><w:rPr><w:sz w:val="10"/><w:szCs w:val="10"/></w:rPr></w:pPr><w:r><w:rPr><w:noProof/><w:sz w:val="10"/><w:szCs w:val="10"/></w:rPr><w:drawing><wp:inline distT="0" distB="0" distL="0" distR="0" wp14:anchorId="17C17CC5" wp14:editId="74DC4CD5"><wp:extent cx="1019169" cy="673178"/><wp:effectExtent l="19050" t="0" r="0" b="0"/><wp:docPr id="2" name="Immagine 1" descr="Immagine"/><wp:cNvGraphicFramePr><a:graphicFrameLocks xmlns:a="http://schemas.openxmlformats.org/drawingml/2006/main" noChangeAspect="1"/></wp:cNvGraphicFramePr><a:graphic xmlns:a="http://schemas.openxmlformats.org/drawingml/2006/main"><a:graphicData uri="http://schemas.openxmlformats.org/drawingml/2006/picture"><pic:pic xmlns:pic="http://schemas.openxmlformats.org/drawingml/2006/picture"><pic:nvPicPr><pic:cNvPr id="0" name="Picture 1" descr="Immagine"/><pic:cNvPicPr><a:picLocks noChangeAspect="1" noChangeArrowheads="1"/></pic:cNvPicPr></pic:nvPicPr><pic:blipFill><a:blip r:embed="rId1"/><a:srcRect/><a:stretch><a:fillRect/></a:stretch></pic:blipFill><pic:spPr bwMode="auto"><a:xfrm><a:off x="0" y="0"/><a:ext cx="1023565" cy="676082"/></a:xfrm><a:prstGeom prst="rect"><a:avLst/></a:prstGeom><a:noFill/><a:ln w="9525"><a:noFill/><a:miter lim="800000"/><a:headEnd/><a:tailEnd/></a:ln></pic:spPr></pic:pic></a:graphicData></a:graphic></wp:inline></w:drawing></w:r></w:p></w:tc><w:tc><w:tcPr><w:tcW w:w="236" w:type="dxa"/><w:shd w:val="clear" w:color="auto" w:fill="auto"/></w:tcPr><w:p><w:pPr><w:pStyle w:val="Default"/><w:snapToGrid w:val="0"/><w:rPr><w:sz w:val="10"/><w:szCs w:val="10"/></w:rPr></w:pPr><w:r><w:rPr><w:noProof/></w:rPr><mc:AlternateContent><mc:Choice Requires="wps"><w:drawing><wp:anchor distT="0" distB="0" distL="114935" distR="114935" simplePos="0" relativeHeight="251657728" behindDoc="1" locked="0" layoutInCell="1" allowOverlap="1" wp14:anchorId="427C7B38" wp14:editId="5510857E"><wp:simplePos x="0" y="0"/><wp:positionH relativeFrom="column"><wp:posOffset>-27305</wp:posOffset></wp:positionH><wp:positionV relativeFrom="paragraph"><wp:posOffset>38100</wp:posOffset></wp:positionV><wp:extent cx="5587365" cy="671830"/><wp:effectExtent l="3810" t="0" r="0" b="4445"/><wp:wrapNone/><wp:docPr id="1" name="Text Box 1"/><wp:cNvGraphicFramePr><a:graphicFrameLocks xmlns:a="http://schemas.openxmlformats.org/drawingml/2006/main"/></wp:cNvGraphicFramePr><a:graphic xmlns:a="http://schemas.openxmlformats.org/drawingml/2006/main"><a:graphicData uri="http://schemas.microsoft.com/office/word/2010/wordprocessingShape"><wps:wsp><wps:cNvSpPr txBox="1"><a:spLocks noChangeArrowheads="1"/></wps:cNvSpPr><wps:spPr bwMode="auto"><a:xfrm><a:off x="0" y="0"/><a:ext cx="5587365" cy="671830"/></a:xfrm><a:prstGeom prst="rect"><a:avLst/></a:prstGeom><a:solidFill><a:srgbClr val="FFFFFF"><a:alpha val="0"/></a:srgbClr></a:solidFill><a:ln><a:noFill/></a:ln><a:extLst><a:ext uri="{91240B29-F687-4F45-9708-019B960494DF}"><a14:hiddenLine xmlns:a14="http://schemas.microsoft.com/office/drawing/2010/main" w="9525"><a:solidFill><a:srgbClr val="000000"/></a:solidFill><a:miter lim="800000"/><a:headEnd/><a:tailEnd/></a14:hiddenLine></a:ext></a:extLst></wps:spPr><wps:txbx><w:txbxContent><w:p><w:pPr><w:rPr><w:rFonts w:ascii="Tahoma" w:hAnsi="Tahoma" w:cs="Tahoma"/><w:sz w:val="10"/><w:szCs w:val="10"/></w:rPr></w:pPr><w:r><w:rPr><w:rFonts w:ascii="Tahoma" w:hAnsi="Tahoma" w:cs="Tahoma"/><w:b/><w:bCs/><w:noProof/><w:sz w:val="10"/><w:szCs w:val="10"/></w:rPr><w:t>ISTITUTO DI CREDITO Società per Azioni</w:t></w:r></w:p><w:p><w:pPr><w:ind w:right="113"/><w:rPr><w:rFonts w:ascii="Tahoma" w:hAnsi="Tahoma" w:cs="Tahoma"/><w:iCs/><w:sz w:val="10"/><w:szCs w:val="10"/><w:lang w:val="en-US"/></w:rPr></w:pPr><w:r><w:rPr><w:rFonts w:ascii="Tahoma" w:hAnsi="Tahoma" w:cs="Tahoma"/><w:iCs/><w:sz w:val="10"/><w:szCs w:val="10"/></w:rPr><w:t>Sede legale e Direzione Generale in Via Esempio, 1 - 00000 CITTA (</w:t></w:r><w:proofErr w:type="spellStart"/><w:r><w:rPr><w:rFonts w:ascii="Tahoma" w:hAnsi="Tahoma" w:cs="Tahoma"/><w:iCs/><w:sz w:val="10"/><w:szCs w:val="10"/></w:rPr><w:t>Italy</w:t></w:r><w:proofErr w:type="spellEnd"/><w:r><w:rPr><w:rFonts w:ascii="Tahoma" w:hAnsi="Tahoma" w:cs="Tahoma"/><w:iCs/><w:sz w:val="10"/><w:szCs w:val="10"/></w:rPr><w:t xml:space="preserve">) - Cod. Fiscale, P. IVA e iscrizione Registro Imprese n. 00000000000 - Cap. </w:t></w:r><w:proofErr w:type="spellStart"/><w:r><w:rPr><w:rFonts w:ascii="Tahoma" w:hAnsi="Tahoma" w:cs="Tahoma"/><w:iCs/><w:sz w:val="10"/><w:szCs w:val="10"/></w:rPr><w:t>Soc</w:t></w:r><w:proofErr w:type="spellEnd"/><w:r><w:rPr><w:rFonts w:ascii="Tahoma" w:hAnsi="Tahoma" w:cs="Tahoma"/><w:iCs/><w:sz w:val="10"/><w:szCs w:val="10"/></w:rPr><w:t xml:space="preserve">. </w:t></w:r><w:r><w:rPr><w:rFonts w:ascii="Tahoma" w:hAnsi="Tahoma" w:cs="Tahoma"/><w:iCs/><w:noProof/><w:sz w:val="10"/><w:szCs w:val="10"/><w:lang w:val="en-US"/></w:rPr><w:t>€ 943.246.586,00 int. vers.</w:t></w:r><w:r><w:rPr><w:rFonts w:ascii="Tahoma" w:hAnsi="Tahoma" w:cs="Tahoma"/><w:iCs/><w:sz w:val="10"/><w:szCs w:val="10"/><w:lang w:val="en-US"/></w:rPr><w:t xml:space="preserve"> - REA 000000 - Cod. </w:t></w:r><w:r><w:rPr><w:rFonts w:ascii="Tahoma" w:hAnsi="Tahoma" w:cs="Tahoma"/><w:iCs/><w:sz w:val="10"/><w:szCs w:val="10"/><w:lang w:val="en-US"/></w:rPr><w:t>ABI 5424 - Albo Az. Cr. n. 4616 - Cod. BIC ACMEAIT3B.</w:t></w:r></w:p><w:p><w:pPr><w:ind w:right="113"/><w:rPr><w:rFonts w:ascii="Tahoma" w:hAnsi="Tahoma" w:cs="Tahoma"/><w:iCs/><w:sz w:val="10"/><w:szCs w:val="10"/></w:rPr></w:pPr><w:r><w:rPr><w:rFonts w:ascii="Tahoma" w:hAnsi="Tahoma" w:cs="Tahoma"/><w:noProof/><w:spacing w:val="2"/><w:sz w:val="10"/><w:szCs w:val="10"/></w:rPr><w:t xml:space="preserve">Società facente parte del Gruppo Bancario <Capogruppo>, iscritto al n. 00000 dell’Albo dei Gruppi </w:t></w:r><w:r><w:rPr><w:rFonts w:ascii="Tahoma" w:hAnsi="Tahoma" w:cs="Tahoma"/><w:iCs/><w:sz w:val="10"/><w:szCs w:val="10"/></w:rPr><w:t>Bancari e soggetta all’attività di direzione e coordinamento di <Capogruppo>-</w:t></w:r><w:proofErr w:type="spellStart"/><w:r><w:rPr><w:rFonts w:ascii="Tahoma" w:hAnsi="Tahoma" w:cs="Tahoma"/><w:iCs/><w:sz w:val="10"/><w:szCs w:val="10"/></w:rPr><w:t><Capogruppo></w:t></w:r><w:proofErr w:type="spellEnd"/><w:r><w:rPr><w:rFonts w:ascii="Tahoma" w:hAnsi="Tahoma" w:cs="Tahoma"/><w:iCs/><w:sz w:val="10"/><w:szCs w:val="10"/></w:rPr><w:t xml:space="preserve"> Centrale S.p.A</w:t></w:r><w:r><w:rPr><w:rFonts w:ascii="Tahoma" w:hAnsi="Tahoma" w:cs="Tahoma"/><w:noProof/><w:spacing w:val="2"/><w:sz w:val="10"/><w:szCs w:val="10"/></w:rPr><w:t>.</w:t></w:r></w:p><w:p><w:pPr><w:ind w:right="113"/><w:rPr><w:rFonts w:ascii="Tahoma" w:hAnsi="Tahoma" w:cs="Tahoma"/><w:iCs/><w:sz w:val="10"/><w:szCs w:val="10"/></w:rPr></w:pPr><w:r><w:rPr><w:rFonts w:ascii="Tahoma" w:hAnsi="Tahoma" w:cs="Tahoma"/><w:iCs/><w:sz w:val="10"/><w:szCs w:val="10"/></w:rPr><w:t>La Banca è iscritta all’Albo delle Banche presso la Banca d’Italia, è autorizzata per le operazioni valutarie e in cambi ed è aderente al Fondo Interbancario di Tutela dei Depositi e al Fondo Nazionale di Garanzia.</w:t></w:r></w:p><w:p><w:pPr><w:rPr><w:rFonts w:ascii="Tahoma" w:hAnsi="Tahoma" w:cs="Tahoma"/><w:sz w:val="10"/><w:szCs w:val="10"/></w:rPr></w:pPr><w:r><w:rPr><w:rFonts w:ascii="Tahoma" w:hAnsi="Tahoma" w:cs="Tahoma"/><w:iCs/><w:sz w:val="10"/><w:szCs w:val="10"/></w:rPr><w:t>Tel: 080 5274 111 - Fax: 080 5274 751 - Sito web: www.example.com - Info: info@example.com.</w:t></w:r></w:p><w:p/></w:txbxContent></wps:txbx><wps:bodyPr rot="0" vert="horz" wrap="square" lIns="0" tIns="0" rIns="0" bIns="0" anchor="t" anchorCtr="0" upright="1"><a:noAutofit/></wps:bodyPr></wps:wsp></a:graphicData></a:graphic><wp14:sizeRelH relativeFrom="page"><wp14:pctWidth>0</wp14:pctWidth></wp14:sizeRelH><wp14:sizeRelV relativeFrom="page"><wp14:pctHeight>0</wp14:pctHeight></wp14:sizeRelV></wp:anchor></w:drawing></mc:Choice><mc:Fallback><w:pict><v:shapetype w14:anchorId="427C7B38" id="_x0000_t202" coordsize="21600,21600" o:spt="202" path="m,l,21600r21600,l21600,xe"><v:stroke joinstyle="miter"/><v:path gradientshapeok="t" o:connecttype="rect"/></v:shapetype><v:shape id="Text Box 1" o:spid="_x0000_s1027" type="#_x0000_t202" style="position:absolute;margin-left:-2.15pt;margin-top:3pt;width:439.95pt;height:52.9pt;z-index:-251658752;visibility:visible;mso-wrap-style:square;mso-width-percent:0;mso-height-percent:0;mso-wrap-distance-left:9.05pt;mso-wrap-distance-top:0;mso-wrap-distance-right:9.05pt;mso-wrap-distance-bottom:0;mso-position-horizontal:absolute;mso-position-horizontal-relative:text;mso-position-vertical:absolute;mso-position-vertical-relative:text;mso-width-percent:0;mso-height-percent:0;mso-width-relative:page;mso-height-relative:page;v-text-anchor:top" o:gfxdata="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" stroked="f"><v:fill opacity="0"/><v:textbox inset="0,0,0,0"><w:txbxContent><w:p><w:pPr><w:rPr><w:rFonts w:ascii="Tahoma" w:hAnsi="Tahoma" w:cs="Tahoma"/><w:sz w:val="10"/><w:szCs w:val="10"/></w:rPr></w:pPr><w:r><w:rPr><w:rFonts w:ascii="Tahoma" w:hAnsi="Tahoma" w:cs="Tahoma"/><w:b/><w:bCs/><w:noProof/><w:sz w:val="10"/><w:szCs w:val="10"/></w:rPr><w:t>ISTITUTO DI CREDITO Società per Azioni</w:t></w:r></w:p><w:p><w:pPr><w:ind w:right="113"/><w:rPr><w:rFonts w:ascii="Tahoma" w:hAnsi="Tahoma" w:cs="Tahoma"/><w:iCs/><w:sz w:val="10"/><w:szCs w:val="10"/><w:lang w:val="en-US"/></w:rPr></w:pPr><w:r><w:rPr><w:rFonts w:ascii="Tahoma" w:hAnsi="Tahoma" w:cs="Tahoma"/><w:iCs/><w:sz w:val="10"/><w:szCs w:val="10"/></w:rPr><w:t>Sede legale e Direzione Generale in Via Esempio, 1 - 00000 CITTA (</w:t></w:r><w:proofErr w:type="spellStart"/><w:r><w:rPr><w:rFonts w:ascii="Tahoma" w:hAnsi="Tahoma" w:cs="Tahoma"/><w:iCs/><w:sz w:val="10"/><w:szCs w:val="10"/></w:rPr><w:t>Italy</w:t></w:r><w:proofErr w:type="spellEnd"/><w:r><w:rPr><w:rFonts w:ascii="Tahoma" w:hAnsi="Tahoma" w:cs="Tahoma"/><w:iCs/><w:sz w:val="10"/><w:szCs w:val="10"/></w:rPr><w:t xml:space="preserve">) - Cod. Fiscale, P. IVA e iscrizione Registro Imprese n. 00000000000 - Cap. </w:t></w:r><w:proofErr w:type="spellStart"/><w:r><w:rPr><w:rFonts w:ascii="Tahoma" w:hAnsi="Tahoma" w:cs="Tahoma"/><w:iCs/><w:sz w:val="10"/><w:szCs w:val="10"/></w:rPr><w:t>Soc</w:t></w:r><w:proofErr w:type="spellEnd"/><w:r><w:rPr><w:rFonts w:ascii="Tahoma" w:hAnsi="Tahoma" w:cs="Tahoma"/><w:iCs/><w:sz w:val="10"/><w:szCs w:val="10"/></w:rPr><w:t xml:space="preserve">. </w:t></w:r><w:r><w:rPr><w:rFonts w:ascii="Tahoma" w:hAnsi="Tahoma" w:cs="Tahoma"/><w:iCs/><w:noProof/><w:sz w:val="10"/><w:szCs w:val="10"/><w:lang w:val="en-US"/></w:rPr><w:t>€ 943.246.586,00 int. vers.</w:t></w:r><w:r><w:rPr><w:rFonts w:ascii="Tahoma" w:hAnsi="Tahoma" w:cs="Tahoma"/><w:iCs/><w:sz w:val="10"/><w:szCs w:val="10"/><w:lang w:val="en-US"/></w:rPr><w:t xml:space="preserve"> - REA 000000 - Cod. </w:t></w:r><w:r><w:rPr><w:rFonts w:ascii="Tahoma" w:hAnsi="Tahoma" w:cs="Tahoma"/><w:iCs/><w:sz w:val="10"/><w:szCs w:val="10"/><w:lang w:val="en-US"/></w:rPr><w:t>ABI 5424 - Albo Az. Cr. n. 4616 - Cod. BIC ACMEAIT3B.</w:t></w:r></w:p><w:p><w:pPr><w:ind w:right="113"/><w:rPr><w:rFonts w:ascii="Tahoma" w:hAnsi="Tahoma" w:cs="Tahoma"/><w:iCs/><w:sz w:val="10"/><w:szCs w:val="10"/></w:rPr></w:pPr><w:r><w:rPr><w:rFonts w:ascii="Tahoma" w:hAnsi="Tahoma" w:cs="Tahoma"/><w:noProof/><w:spacing w:val="2"/><w:sz w:val="10"/><w:szCs w:val="10"/></w:rPr><w:t xml:space="preserve">Società facente parte del Gruppo Bancario <Capogruppo>, iscritto al n. 00000 dell’Albo dei Gruppi </w:t></w:r><w:r><w:rPr><w:rFonts w:ascii="Tahoma" w:hAnsi="Tahoma" w:cs="Tahoma"/><w:iCs/><w:sz w:val="10"/><w:szCs w:val="10"/></w:rPr><w:t>Bancari e soggetta all’attività di direzione e coordinamento di <Capogruppo>-</w:t></w:r><w:proofErr w:type="spellStart"/><w:r><w:rPr><w:rFonts w:ascii="Tahoma" w:hAnsi="Tahoma" w:cs="Tahoma"/><w:iCs/><w:sz w:val="10"/><w:szCs w:val="10"/></w:rPr><w:t><Capogruppo></w:t></w:r><w:proofErr w:type="spellEnd"/><w:r><w:rPr><w:rFonts w:ascii="Tahoma" w:hAnsi="Tahoma" w:cs="Tahoma"/><w:iCs/><w:sz w:val="10"/><w:szCs w:val="10"/></w:rPr><w:t xml:space="preserve"> Centrale S.p.A</w:t></w:r><w:r><w:rPr><w:rFonts w:ascii="Tahoma" w:hAnsi="Tahoma" w:cs="Tahoma"/><w:noProof/><w:spacing w:val="2"/><w:sz w:val="10"/><w:szCs w:val="10"/></w:rPr><w:t>.</w:t></w:r></w:p><w:p><w:pPr><w:ind w:right="113"/><w:rPr><w:rFonts w:ascii="Tahoma" w:hAnsi="Tahoma" w:cs="Tahoma"/><w:iCs/><w:sz w:val="10"/><w:szCs w:val="10"/></w:rPr></w:pPr><w:r><w:rPr><w:rFonts w:ascii="Tahoma" w:hAnsi="Tahoma" w:cs="Tahoma"/><w:iCs/><w:sz w:val="10"/><w:szCs w:val="10"/></w:rPr><w:t>La Banca è iscritta all’Albo delle Banche presso la Banca d’Italia, è autorizzata per le operazioni valutarie e in cambi ed è aderente al Fondo Interbancario di Tutela dei Depositi e al Fondo Nazionale di Garanzia.</w:t></w:r></w:p><w:p><w:pPr><w:rPr><w:rFonts w:ascii="Tahoma" w:hAnsi="Tahoma" w:cs="Tahoma"/><w:sz w:val="10"/><w:szCs w:val="10"/></w:rPr></w:pPr><w:r><w:rPr><w:rFonts w:ascii="Tahoma" w:hAnsi="Tahoma" w:cs="Tahoma"/><w:iCs/><w:sz w:val="10"/><w:szCs w:val="10"/></w:rPr><w:t>Tel: 080 5274 111 - Fax: 080 5274 751 - Sito web: www.example.com - Info: info@example.com.</w:t></w:r></w:p><w:p/></w:txbxContent></v:textbox></v:shape></w:pict></mc:Fallback></mc:AlternateContent></w:r></w:p></w:tc></w:tr></w:tbl><w:p><w:pPr><w:pStyle w:val="Default"/><w:tabs><w:tab w:val="left" w:pos="3163"/></w:tabs></w:pPr></w:p></w:hdr>
+<w:hdr xmlns:wpc="http://schemas.microsoft.com/office/word/2010/wordprocessingCanvas" xmlns:cx="http://schemas.microsoft.com/office/drawing/2014/chartex" xmlns:cx1="http://schemas.microsoft.com/office/drawing/2015/9/8/chartex" xmlns:cx2="http://schemas.microsoft.com/office/drawing/2015/10/21/chartex" xmlns:cx3="http://schemas.microsoft.com/office/drawing/2016/5/9/chartex" xmlns:cx4="http://schemas.microsoft.com/office/drawing/2016/5/10/chartex" xmlns:cx5="http://schemas.microsoft.com/office/drawing/2016/5/11/chartex" xmlns:cx6="http://schemas.microsoft.com/office/drawing/2016/5/12/chartex" xmlns:cx7="http://schemas.microsoft.com/office/drawing/2016/5/13/chartex" xmlns:cx8="http://schemas.microsoft.com/office/drawing/2016/5/14/chartex" xmlns:mc="http://schemas.openxmlformats.org/markup-compatibility/2006" xmlns:aink="http://schemas.microsoft.com/office/drawing/2016/ink" xmlns:am3d="http://schemas.microsoft.com/office/drawing/2017/model3d" xmlns:o="urn:schemas-microsoft-com:office:office" xmlns:r="http://schemas.openxmlformats.org/officeDocument/2006/relationships" xmlns:m="http://schemas.openxmlformats.org/officeDocument/2006/math" xmlns:v="urn:schemas-microsoft-com:vml" xmlns:wp14="http://schemas.microsoft.com/office/word/2010/wordprocessingDrawing" xmlns:wp="http://schemas.openxmlformats.org/drawingml/2006/wordprocessingDrawing" xmlns:w10="urn:schemas-microsoft-com:office:word" xmlns:w="http://schemas.openxmlformats.org/wordprocessingml/2006/main" xmlns:w14="http://schemas.microsoft.com/office/word/2010/wordml" xmlns:w15="http://schemas.microsoft.com/office/word/2012/wordml" xmlns:w16cex="http://schemas.microsoft.com/office/word/2018/wordml/cex" xmlns:w16cid="http://schemas.microsoft.com/office/word/2016/wordml/cid" xmlns:w16="http://schemas.microsoft.com/office/word/2018/wordml" xmlns:w16sdtdh="http://schemas.microsoft.com/office/word/2020/wordml/sdtdatahash" xmlns:w16se="http://schemas.microsoft.com/office/word/2015/wordml/symex" xmlns:wpg="http://schemas.microsoft.com/office/word/2010/wordprocessingGroup" xmlns:wpi="http://schemas.microsoft.com/office/word/2010/wordprocessingInk" xmlns:wne="http://schemas.microsoft.com/office/word/2006/wordml" xmlns:wps="http://schemas.microsoft.com/office/word/2010/wordprocessingShape" mc:Ignorable="w14 w15 w16se w16cid w16 w16cex w16sdtdh wp14"><w:tbl><w:tblPr><w:tblW w:w="0" w:type="auto"/><w:tblLayout w:type="fixed"/><w:tblLook w:val="0000" w:firstRow="0" w:lastRow="0" w:firstColumn="0" w:lastColumn="0" w:noHBand="0" w:noVBand="0"/></w:tblPr><w:tblGrid><w:gridCol w:w="1840"/><w:gridCol w:w="236"/></w:tblGrid><w:tr><w:trPr><w:trHeight w:val="993"/></w:trPr><w:tc><w:tcPr><w:tcW w:w="1840" w:type="dxa"/><w:shd w:val="clear" w:color="auto" w:fill="auto"/></w:tcPr><w:p><w:pPr><w:pStyle w:val="Default"/><w:snapToGrid w:val="0"/><w:rPr><w:sz w:val="10"/><w:szCs w:val="10"/></w:rPr></w:pPr><w:r><w:rPr><w:noProof/><w:sz w:val="10"/><w:szCs w:val="10"/></w:rPr><w:drawing><wp:inline distT="0" distB="0" distL="0" distR="0" wp14:anchorId="17C17CC5" wp14:editId="74DC4CD5"><wp:extent cx="1019169" cy="673178"/><wp:effectExtent l="19050" t="0" r="0" b="0"/><wp:docPr id="2" name="Immagine 1" descr="Immagine"/><wp:cNvGraphicFramePr><a:graphicFrameLocks xmlns:a="http://schemas.openxmlformats.org/drawingml/2006/main" noChangeAspect="1"/></wp:cNvGraphicFramePr><a:graphic xmlns:a="http://schemas.openxmlformats.org/drawingml/2006/main"><a:graphicData uri="http://schemas.openxmlformats.org/drawingml/2006/picture"><pic:pic xmlns:pic="http://schemas.openxmlformats.org/drawingml/2006/picture"><pic:nvPicPr><pic:cNvPr id="0" name="Picture 1" descr="Immagine"/><pic:cNvPicPr><a:picLocks noChangeAspect="1" noChangeArrowheads="1"/></pic:cNvPicPr></pic:nvPicPr><pic:blipFill><a:blip r:embed="rId1"/><a:srcRect/><a:stretch><a:fillRect/></a:stretch></pic:blipFill><pic:spPr bwMode="auto"><a:xfrm><a:off x="0" y="0"/><a:ext cx="1023565" cy="676082"/></a:xfrm><a:prstGeom prst="rect"><a:avLst/></a:prstGeom><a:noFill/><a:ln w="9525"><a:noFill/><a:miter lim="800000"/><a:headEnd/><a:tailEnd/></a:ln></pic:spPr></pic:pic></a:graphicData></a:graphic></wp:inline></w:drawing></w:r></w:p></w:tc><w:tc><w:tcPr><w:tcW w:w="236" w:type="dxa"/><w:shd w:val="clear" w:color="auto" w:fill="auto"/></w:tcPr><w:p><w:pPr><w:pStyle w:val="Default"/><w:snapToGrid w:val="0"/><w:rPr><w:sz w:val="10"/><w:szCs w:val="10"/></w:rPr></w:pPr><w:r><w:rPr><w:noProof/></w:rPr><mc:AlternateContent><mc:Choice Requires="wps"><w:drawing><wp:anchor distT="0" distB="0" distL="114935" distR="114935" simplePos="0" relativeHeight="251657728" behindDoc="1" locked="0" layoutInCell="1" allowOverlap="1" wp14:anchorId="427C7B38" wp14:editId="5510857E"><wp:simplePos x="0" y="0"/><wp:positionH relativeFrom="column"><wp:posOffset>-27305</wp:posOffset></wp:positionH><wp:positionV relativeFrom="paragraph"><wp:posOffset>38100</wp:posOffset></wp:positionV><wp:extent cx="5587365" cy="671830"/><wp:effectExtent l="3810" t="0" r="0" b="4445"/><wp:wrapNone/><wp:docPr id="1" name="Text Box 1"/><wp:cNvGraphicFramePr><a:graphicFrameLocks xmlns:a="http://schemas.openxmlformats.org/drawingml/2006/main"/></wp:cNvGraphicFramePr><a:graphic xmlns:a="http://schemas.openxmlformats.org/drawingml/2006/main"><a:graphicData uri="http://schemas.microsoft.com/office/word/2010/wordprocessingShape"><wps:wsp><wps:cNvSpPr txBox="1"><a:spLocks noChangeArrowheads="1"/></wps:cNvSpPr><wps:spPr bwMode="auto"><a:xfrm><a:off x="0" y="0"/><a:ext cx="5587365" cy="671830"/></a:xfrm><a:prstGeom prst="rect"><a:avLst/></a:prstGeom><a:solidFill><a:srgbClr val="FFFFFF"><a:alpha val="0"/></a:srgbClr></a:solidFill><a:ln><a:noFill/></a:ln><a:extLst><a:ext uri="{91240B29-F687-4F45-9708-019B960494DF}"><a14:hiddenLine xmlns:a14="http://schemas.microsoft.com/office/drawing/2010/main" w="9525"><a:solidFill><a:srgbClr val="000000"/></a:solidFill><a:miter lim="800000"/><a:headEnd/><a:tailEnd/></a14:hiddenLine></a:ext></a:extLst></wps:spPr><wps:txbx><w:txbxContent><w:p><w:pPr><w:rPr><w:rFonts w:ascii="Tahoma" w:hAnsi="Tahoma" w:cs="Tahoma"/><w:sz w:val="10"/><w:szCs w:val="10"/></w:rPr></w:pPr><w:r><w:rPr><w:rFonts w:ascii="Tahoma" w:hAnsi="Tahoma" w:cs="Tahoma"/><w:b/><w:bCs/><w:noProof/><w:sz w:val="10"/><w:szCs w:val="10"/></w:rPr><w:t>ISTITUTO DI CREDITO Società per Azioni</w:t></w:r></w:p><w:p><w:pPr><w:ind w:right="113"/><w:rPr><w:rFonts w:ascii="Tahoma" w:hAnsi="Tahoma" w:cs="Tahoma"/><w:iCs/><w:sz w:val="10"/><w:szCs w:val="10"/><w:lang w:val="en-US"/></w:rPr></w:pPr><w:r><w:rPr><w:rFonts w:ascii="Tahoma" w:hAnsi="Tahoma" w:cs="Tahoma"/><w:iCs/><w:sz w:val="10"/><w:szCs w:val="10"/></w:rPr><w:t>Sede legale e Direzione Generale in Via Esempio, 1 - 00000 CITTA (</w:t></w:r><w:proofErr w:type="spellStart"/><w:r><w:rPr><w:rFonts w:ascii="Tahoma" w:hAnsi="Tahoma" w:cs="Tahoma"/><w:iCs/><w:sz w:val="10"/><w:szCs w:val="10"/></w:rPr><w:t>Italy</w:t></w:r><w:proofErr w:type="spellEnd"/><w:r><w:rPr><w:rFonts w:ascii="Tahoma" w:hAnsi="Tahoma" w:cs="Tahoma"/><w:iCs/><w:sz w:val="10"/><w:szCs w:val="10"/></w:rPr><w:t xml:space="preserve">) - Cod. Fiscale, P. IVA e iscrizione Registro Imprese n. 00000000000 - Cap. </w:t></w:r><w:proofErr w:type="spellStart"/><w:r><w:rPr><w:rFonts w:ascii="Tahoma" w:hAnsi="Tahoma" w:cs="Tahoma"/><w:iCs/><w:sz w:val="10"/><w:szCs w:val="10"/></w:rPr><w:t>Soc</w:t></w:r><w:proofErr w:type="spellEnd"/><w:r><w:rPr><w:rFonts w:ascii="Tahoma" w:hAnsi="Tahoma" w:cs="Tahoma"/><w:iCs/><w:sz w:val="10"/><w:szCs w:val="10"/></w:rPr><w:t xml:space="preserve">. </w:t></w:r><w:r><w:rPr><w:rFonts w:ascii="Tahoma" w:hAnsi="Tahoma" w:cs="Tahoma"/><w:iCs/><w:noProof/><w:sz w:val="10"/><w:szCs w:val="10"/><w:lang w:val="en-US"/></w:rPr><w:t>€ 943.246.586,00 int. vers.</w:t></w:r><w:r><w:rPr><w:rFonts w:ascii="Tahoma" w:hAnsi="Tahoma" w:cs="Tahoma"/><w:iCs/><w:sz w:val="10"/><w:szCs w:val="10"/><w:lang w:val="en-US"/></w:rPr><w:t xml:space="preserve"> - REA 000000 - Cod. </w:t></w:r><w:r><w:rPr><w:rFonts w:ascii="Tahoma" w:hAnsi="Tahoma" w:cs="Tahoma"/><w:iCs/><w:sz w:val="10"/><w:szCs w:val="10"/><w:lang w:val="en-US"/></w:rPr><w:t>ABI 5424 - Albo Az. Cr. n. 4616 - Cod. BIC ACMEAIT3B.</w:t></w:r></w:p><w:p><w:pPr><w:ind w:right="113"/><w:rPr><w:rFonts w:ascii="Tahoma" w:hAnsi="Tahoma" w:cs="Tahoma"/><w:iCs/><w:sz w:val="10"/><w:szCs w:val="10"/></w:rPr></w:pPr><w:r><w:rPr><w:rFonts w:ascii="Tahoma" w:hAnsi="Tahoma" w:cs="Tahoma"/><w:noProof/><w:spacing w:val="2"/><w:sz w:val="10"/><w:szCs w:val="10"/></w:rPr><w:t xml:space="preserve">Società facente parte del Gruppo Bancario <Capogruppo>, iscritto al n. 00000 dell’Albo dei Gruppi </w:t></w:r><w:r><w:rPr><w:rFonts w:ascii="Tahoma" w:hAnsi="Tahoma" w:cs="Tahoma"/><w:iCs/><w:sz w:val="10"/><w:szCs w:val="10"/></w:rPr><w:t>Bancari e soggetta all’attività di direzione e coordinamento di <Capogruppo>-</w:t></w:r><w:proofErr w:type="spellStart"/><w:r><w:rPr><w:rFonts w:ascii="Tahoma" w:hAnsi="Tahoma" w:cs="Tahoma"/><w:iCs/><w:sz w:val="10"/><w:szCs w:val="10"/></w:rPr><w:t><Capogruppo></w:t></w:r><w:proofErr w:type="spellEnd"/><w:r><w:rPr><w:rFonts w:ascii="Tahoma" w:hAnsi="Tahoma" w:cs="Tahoma"/><w:iCs/><w:sz w:val="10"/><w:szCs w:val="10"/></w:rPr><w:t xml:space="preserve"> Centrale S.p.A</w:t></w:r><w:r><w:rPr><w:rFonts w:ascii="Tahoma" w:hAnsi="Tahoma" w:cs="Tahoma"/><w:noProof/><w:spacing w:val="2"/><w:sz w:val="10"/><w:szCs w:val="10"/></w:rPr><w:t>.</w:t></w:r></w:p><w:p><w:pPr><w:ind w:right="113"/><w:rPr><w:rFonts w:ascii="Tahoma" w:hAnsi="Tahoma" w:cs="Tahoma"/><w:iCs/><w:sz w:val="10"/><w:szCs w:val="10"/></w:rPr></w:pPr><w:r><w:rPr><w:rFonts w:ascii="Tahoma" w:hAnsi="Tahoma" w:cs="Tahoma"/><w:iCs/><w:sz w:val="10"/><w:szCs w:val="10"/></w:rPr><w:t>La Banca è iscritta all’Albo delle Banche presso la Banca d’Italia, è autorizzata per le operazioni valutarie e in cambi ed è aderente al Fondo Interbancario di Tutela dei Depositi e al Fondo Nazionale di Garanzia.</w:t></w:r></w:p><w:p><w:pPr><w:rPr><w:rFonts w:ascii="Tahoma" w:hAnsi="Tahoma" w:cs="Tahoma"/><w:sz w:val="10"/><w:szCs w:val="10"/></w:rPr></w:pPr><w:r><w:rPr><w:rFonts w:ascii="Tahoma" w:hAnsi="Tahoma" w:cs="Tahoma"/><w:iCs/><w:sz w:val="10"/><w:szCs w:val="10"/></w:rPr><w:t>Tel: 000 0000 000 - Fax: 000 0000 000 - Sito web: www.example.com - Info: info@example.com.</w:t></w:r></w:p><w:p/></w:txbxContent></wps:txbx><wps:bodyPr rot="0" vert="horz" wrap="square" lIns="0" tIns="0" rIns="0" bIns="0" anchor="t" anchorCtr="0" upright="1"><a:noAutofit/></wps:bodyPr></wps:wsp></a:graphicData></a:graphic><wp14:sizeRelH relativeFrom="page"><wp14:pctWidth>0</wp14:pctWidth></wp14:sizeRelH><wp14:sizeRelV relativeFrom="page"><wp14:pctHeight>0</wp14:pctHeight></wp14:sizeRelV></wp:anchor></w:drawing></mc:Choice><mc:Fallback><w:pict><v:shapetype w14:anchorId="427C7B38" id="_x0000_t202" coordsize="21600,21600" o:spt="202" path="m,l,21600r21600,l21600,xe"><v:stroke joinstyle="miter"/><v:path gradientshapeok="t" o:connecttype="rect"/></v:shapetype><v:shape id="Text Box 1" o:spid="_x0000_s1027" type="#_x0000_t202" style="position:absolute;margin-left:-2.15pt;margin-top:3pt;width:439.95pt;height:52.9pt;z-index:-251658752;visibility:visible;mso-wrap-style:square;mso-width-percent:0;mso-height-percent:0;mso-wrap-distance-left:9.05pt;mso-wrap-distance-top:0;mso-wrap-distance-right:9.05pt;mso-wrap-distance-bottom:0;mso-position-horizontal:absolute;mso-position-horizontal-relative:text;mso-position-vertical:absolute;mso-position-vertical-relative:text;mso-width-percent:0;mso-height-percent:0;mso-width-relative:page;mso-height-relative:page;v-text-anchor:top" o:gfxdata="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" stroked="f"><v:fill opacity="0"/><v:textbox inset="0,0,0,0"><w:txbxContent><w:p><w:pPr><w:rPr><w:rFonts w:ascii="Tahoma" w:hAnsi="Tahoma" w:cs="Tahoma"/><w:sz w:val="10"/><w:szCs w:val="10"/></w:rPr></w:pPr><w:r><w:rPr><w:rFonts w:ascii="Tahoma" w:hAnsi="Tahoma" w:cs="Tahoma"/><w:b/><w:bCs/><w:noProof/><w:sz w:val="10"/><w:szCs w:val="10"/></w:rPr><w:t>ISTITUTO DI CREDITO Società per Azioni</w:t></w:r></w:p><w:p><w:pPr><w:ind w:right="113"/><w:rPr><w:rFonts w:ascii="Tahoma" w:hAnsi="Tahoma" w:cs="Tahoma"/><w:iCs/><w:sz w:val="10"/><w:szCs w:val="10"/><w:lang w:val="en-US"/></w:rPr></w:pPr><w:r><w:rPr><w:rFonts w:ascii="Tahoma" w:hAnsi="Tahoma" w:cs="Tahoma"/><w:iCs/><w:sz w:val="10"/><w:szCs w:val="10"/></w:rPr><w:t>Sede legale e Direzione Generale in Via Esempio, 1 - 00000 CITTA (</w:t></w:r><w:proofErr w:type="spellStart"/><w:r><w:rPr><w:rFonts w:ascii="Tahoma" w:hAnsi="Tahoma" w:cs="Tahoma"/><w:iCs/><w:sz w:val="10"/><w:szCs w:val="10"/></w:rPr><w:t>Italy</w:t></w:r><w:proofErr w:type="spellEnd"/><w:r><w:rPr><w:rFonts w:ascii="Tahoma" w:hAnsi="Tahoma" w:cs="Tahoma"/><w:iCs/><w:sz w:val="10"/><w:szCs w:val="10"/></w:rPr><w:t xml:space="preserve">) - Cod. Fiscale, P. IVA e iscrizione Registro Imprese n. 00000000000 - Cap. </w:t></w:r><w:proofErr w:type="spellStart"/><w:r><w:rPr><w:rFonts w:ascii="Tahoma" w:hAnsi="Tahoma" w:cs="Tahoma"/><w:iCs/><w:sz w:val="10"/><w:szCs w:val="10"/></w:rPr><w:t>Soc</w:t></w:r><w:proofErr w:type="spellEnd"/><w:r><w:rPr><w:rFonts w:ascii="Tahoma" w:hAnsi="Tahoma" w:cs="Tahoma"/><w:iCs/><w:sz w:val="10"/><w:szCs w:val="10"/></w:rPr><w:t xml:space="preserve">. </w:t></w:r><w:r><w:rPr><w:rFonts w:ascii="Tahoma" w:hAnsi="Tahoma" w:cs="Tahoma"/><w:iCs/><w:noProof/><w:sz w:val="10"/><w:szCs w:val="10"/><w:lang w:val="en-US"/></w:rPr><w:t>€ 943.246.586,00 int. vers.</w:t></w:r><w:r><w:rPr><w:rFonts w:ascii="Tahoma" w:hAnsi="Tahoma" w:cs="Tahoma"/><w:iCs/><w:sz w:val="10"/><w:szCs w:val="10"/><w:lang w:val="en-US"/></w:rPr><w:t xml:space="preserve"> - REA 000000 - Cod. </w:t></w:r><w:r><w:rPr><w:rFonts w:ascii="Tahoma" w:hAnsi="Tahoma" w:cs="Tahoma"/><w:iCs/><w:sz w:val="10"/><w:szCs w:val="10"/><w:lang w:val="en-US"/></w:rPr><w:t>ABI 5424 - Albo Az. Cr. n. 4616 - Cod. BIC ACMEAIT3B.</w:t></w:r></w:p><w:p><w:pPr><w:ind w:right="113"/><w:rPr><w:rFonts w:ascii="Tahoma" w:hAnsi="Tahoma" w:cs="Tahoma"/><w:iCs/><w:sz w:val="10"/><w:szCs w:val="10"/></w:rPr></w:pPr><w:r><w:rPr><w:rFonts w:ascii="Tahoma" w:hAnsi="Tahoma" w:cs="Tahoma"/><w:noProof/><w:spacing w:val="2"/><w:sz w:val="10"/><w:szCs w:val="10"/></w:rPr><w:t xml:space="preserve">Società facente parte del Gruppo Bancario <Capogruppo>, iscritto al n. 00000 dell’Albo dei Gruppi </w:t></w:r><w:r><w:rPr><w:rFonts w:ascii="Tahoma" w:hAnsi="Tahoma" w:cs="Tahoma"/><w:iCs/><w:sz w:val="10"/><w:szCs w:val="10"/></w:rPr><w:t>Bancari e soggetta all’attività di direzione e coordinamento di <Capogruppo>-</w:t></w:r><w:proofErr w:type="spellStart"/><w:r><w:rPr><w:rFonts w:ascii="Tahoma" w:hAnsi="Tahoma" w:cs="Tahoma"/><w:iCs/><w:sz w:val="10"/><w:szCs w:val="10"/></w:rPr><w:t><Capogruppo></w:t></w:r><w:proofErr w:type="spellEnd"/><w:r><w:rPr><w:rFonts w:ascii="Tahoma" w:hAnsi="Tahoma" w:cs="Tahoma"/><w:iCs/><w:sz w:val="10"/><w:szCs w:val="10"/></w:rPr><w:t xml:space="preserve"> Centrale S.p.A</w:t></w:r><w:r><w:rPr><w:rFonts w:ascii="Tahoma" w:hAnsi="Tahoma" w:cs="Tahoma"/><w:noProof/><w:spacing w:val="2"/><w:sz w:val="10"/><w:szCs w:val="10"/></w:rPr><w:t>.</w:t></w:r></w:p><w:p><w:pPr><w:ind w:right="113"/><w:rPr><w:rFonts w:ascii="Tahoma" w:hAnsi="Tahoma" w:cs="Tahoma"/><w:iCs/><w:sz w:val="10"/><w:szCs w:val="10"/></w:rPr></w:pPr><w:r><w:rPr><w:rFonts w:ascii="Tahoma" w:hAnsi="Tahoma" w:cs="Tahoma"/><w:iCs/><w:sz w:val="10"/><w:szCs w:val="10"/></w:rPr><w:t>La Banca è iscritta all’Albo delle Banche presso la Banca d’Italia, è autorizzata per le operazioni valutarie e in cambi ed è aderente al Fondo Interbancario di Tutela dei Depositi e al Fondo Nazionale di Garanzia.</w:t></w:r></w:p><w:p><w:pPr><w:rPr><w:rFonts w:ascii="Tahoma" w:hAnsi="Tahoma" w:cs="Tahoma"/><w:sz w:val="10"/><w:szCs w:val="10"/></w:rPr></w:pPr><w:r><w:rPr><w:rFonts w:ascii="Tahoma" w:hAnsi="Tahoma" w:cs="Tahoma"/><w:iCs/><w:sz w:val="10"/><w:szCs w:val="10"/></w:rPr><w:t>Tel: 000 0000 000 - Fax: 000 0000 000 - Sito web: www.example.com - Info: info@example.com.</w:t></w:r></w:p><w:p/></w:txbxContent></v:textbox></v:shape></w:pict></mc:Fallback></mc:AlternateContent></w:r></w:p></w:tc></w:tr></w:tbl><w:p><w:pPr><w:pStyle w:val="Default"/><w:tabs><w:tab w:val="left" w:pos="3163"/></w:tabs></w:pPr></w:p></w:hdr>
 </file>
 
 <file path=word/numbering.xml><?xml version="1.0" encoding="utf-8"?>
